--- a/azure/SETUP.docx
+++ b/azure/SETUP.docx
@@ -2681,6 +2681,419 @@
           <w:szCs w:val="21"/>
         </w:rPr>
         <w:t xml:space="preserve"> is set separately, inside HQ, on its Team page — each person is assigned to a company there. A guest who has not been assigned one sees nothing at all, which is the safe direction to fail. Partner staff only ever see the orders addressed to their own company, and never drafts.</w:t>
+      </w:r>
+    </w:p>
+    <w:p>
+      <w:pPr>
+        <w:pStyle w:val="Heading2"/>
+        <w:spacing w:after="120" w:before="360"/>
+      </w:pPr>
+      <w:r>
+        <w:rPr>
+          <w:rFonts w:ascii="Calibri" w:cs="Calibri" w:eastAsia="Calibri" w:hAnsi="Calibri"/>
+          <w:b/>
+          <w:bCs/>
+          <w:caps w:val="false"/>
+          <w:color w:val="0F1D33"/>
+          <w:sz w:val="28"/>
+          <w:szCs w:val="28"/>
+        </w:rPr>
+        <w:t xml:space="preserve">5b · Access for Kennady — so she is not dependent on you afterwards</w:t>
+      </w:r>
+    </w:p>
+    <w:p>
+      <w:pPr>
+        <w:spacing w:after="80" w:before="80" w:line="300"/>
+      </w:pPr>
+      <w:r>
+        <w:rPr>
+          <w:rFonts w:ascii="Calibri" w:cs="Calibri" w:eastAsia="Calibri" w:hAnsi="Calibri"/>
+          <w:color w:val="15202B"/>
+          <w:sz w:val="21"/>
+          <w:szCs w:val="21"/>
+        </w:rPr>
+        <w:t xml:space="preserve">She does </w:t>
+      </w:r>
+      <w:r>
+        <w:rPr>
+          <w:rFonts w:ascii="Calibri" w:cs="Calibri" w:eastAsia="Calibri" w:hAnsi="Calibri"/>
+          <w:b/>
+          <w:bCs/>
+          <w:color w:val="0F1D33"/>
+          <w:sz w:val="21"/>
+          <w:szCs w:val="21"/>
+        </w:rPr>
+        <w:t xml:space="preserve">not</w:t>
+      </w:r>
+      <w:r>
+        <w:rPr>
+          <w:rFonts w:ascii="Calibri" w:cs="Calibri" w:eastAsia="Calibri" w:hAnsi="Calibri"/>
+          <w:color w:val="15202B"/>
+          <w:sz w:val="21"/>
+          <w:szCs w:val="21"/>
+        </w:rPr>
+        <w:t xml:space="preserve"> need Global Administrator. Two narrower things are enough, and both follow least privilege:</w:t>
+      </w:r>
+    </w:p>
+    <w:tbl>
+      <w:tblPr>
+        <w:tblW w:type="dxa" w:w="9792"/>
+        <w:tblBorders>
+          <w:top w:val="single" w:color="auto" w:sz="4"/>
+          <w:left w:val="single" w:color="auto" w:sz="4"/>
+          <w:bottom w:val="single" w:color="auto" w:sz="4"/>
+          <w:right w:val="single" w:color="auto" w:sz="4"/>
+          <w:insideH w:val="single" w:color="auto" w:sz="4"/>
+          <w:insideV w:val="single" w:color="auto" w:sz="4"/>
+        </w:tblBorders>
+      </w:tblPr>
+      <w:tblGrid>
+        <w:gridCol w:w="3264"/>
+        <w:gridCol w:w="3264"/>
+        <w:gridCol w:w="3264"/>
+      </w:tblGrid>
+      <w:tr>
+        <w:trPr>
+          <w:tblHeader/>
+        </w:trPr>
+        <w:tc>
+          <w:tcPr>
+            <w:tcW w:type="dxa" w:w="3264"/>
+            <w:shd w:fill="F1F3F5" w:val="clear"/>
+            <w:tcMar>
+              <w:top w:type="dxa" w:w="80"/>
+              <w:left w:type="dxa" w:w="110"/>
+              <w:bottom w:type="dxa" w:w="80"/>
+              <w:right w:type="dxa" w:w="110"/>
+            </w:tcMar>
+          </w:tcPr>
+          <w:p>
+            <w:pPr>
+              <w:spacing w:after="0" w:before="0"/>
+            </w:pPr>
+            <w:r>
+              <w:rPr>
+                <w:rFonts w:ascii="Calibri" w:cs="Calibri" w:eastAsia="Calibri" w:hAnsi="Calibri"/>
+                <w:b/>
+                <w:bCs/>
+                <w:color w:val="566371"/>
+                <w:sz w:val="18"/>
+                <w:szCs w:val="18"/>
+              </w:rPr>
+              <w:t xml:space="preserve">What</w:t>
+            </w:r>
+          </w:p>
+        </w:tc>
+        <w:tc>
+          <w:tcPr>
+            <w:tcW w:type="dxa" w:w="3264"/>
+            <w:shd w:fill="F1F3F5" w:val="clear"/>
+            <w:tcMar>
+              <w:top w:type="dxa" w:w="80"/>
+              <w:left w:type="dxa" w:w="110"/>
+              <w:bottom w:type="dxa" w:w="80"/>
+              <w:right w:type="dxa" w:w="110"/>
+            </w:tcMar>
+          </w:tcPr>
+          <w:p>
+            <w:pPr>
+              <w:spacing w:after="0" w:before="0"/>
+            </w:pPr>
+            <w:r>
+              <w:rPr>
+                <w:rFonts w:ascii="Calibri" w:cs="Calibri" w:eastAsia="Calibri" w:hAnsi="Calibri"/>
+                <w:b/>
+                <w:bCs/>
+                <w:color w:val="566371"/>
+                <w:sz w:val="18"/>
+                <w:szCs w:val="18"/>
+              </w:rPr>
+              <w:t xml:space="preserve">Role</w:t>
+            </w:r>
+          </w:p>
+        </w:tc>
+        <w:tc>
+          <w:tcPr>
+            <w:tcW w:type="dxa" w:w="3264"/>
+            <w:shd w:fill="F1F3F5" w:val="clear"/>
+            <w:tcMar>
+              <w:top w:type="dxa" w:w="80"/>
+              <w:left w:type="dxa" w:w="110"/>
+              <w:bottom w:type="dxa" w:w="80"/>
+              <w:right w:type="dxa" w:w="110"/>
+            </w:tcMar>
+          </w:tcPr>
+          <w:p>
+            <w:pPr>
+              <w:spacing w:after="0" w:before="0"/>
+            </w:pPr>
+            <w:r>
+              <w:rPr>
+                <w:rFonts w:ascii="Calibri" w:cs="Calibri" w:eastAsia="Calibri" w:hAnsi="Calibri"/>
+                <w:b/>
+                <w:bCs/>
+                <w:color w:val="566371"/>
+                <w:sz w:val="18"/>
+                <w:szCs w:val="18"/>
+              </w:rPr>
+              <w:t xml:space="preserve">Why</w:t>
+            </w:r>
+          </w:p>
+        </w:tc>
+      </w:tr>
+      <w:tr>
+        <w:tc>
+          <w:tcPr>
+            <w:tcW w:type="dxa" w:w="3264"/>
+            <w:tcMar>
+              <w:top w:type="dxa" w:w="80"/>
+              <w:left w:type="dxa" w:w="110"/>
+              <w:bottom w:type="dxa" w:w="80"/>
+              <w:right w:type="dxa" w:w="110"/>
+            </w:tcMar>
+          </w:tcPr>
+          <w:p>
+            <w:pPr>
+              <w:spacing w:after="0" w:before="0"/>
+            </w:pPr>
+            <w:r>
+              <w:rPr>
+                <w:rFonts w:ascii="Calibri" w:cs="Calibri" w:eastAsia="Calibri" w:hAnsi="Calibri"/>
+                <w:color w:val="15202B"/>
+                <w:sz w:val="21"/>
+                <w:szCs w:val="21"/>
+              </w:rPr>
+              <w:t xml:space="preserve">Manage the app in Azure</w:t>
+            </w:r>
+          </w:p>
+        </w:tc>
+        <w:tc>
+          <w:tcPr>
+            <w:tcW w:type="dxa" w:w="3264"/>
+            <w:tcMar>
+              <w:top w:type="dxa" w:w="80"/>
+              <w:left w:type="dxa" w:w="110"/>
+              <w:bottom w:type="dxa" w:w="80"/>
+              <w:right w:type="dxa" w:w="110"/>
+            </w:tcMar>
+          </w:tcPr>
+          <w:p>
+            <w:pPr>
+              <w:spacing w:after="0" w:before="0"/>
+            </w:pPr>
+            <w:r>
+              <w:rPr>
+                <w:rFonts w:ascii="Calibri" w:cs="Calibri" w:eastAsia="Calibri" w:hAnsi="Calibri"/>
+                <w:b/>
+                <w:bCs/>
+                <w:color w:val="0F1D33"/>
+                <w:sz w:val="21"/>
+                <w:szCs w:val="21"/>
+              </w:rPr>
+              <w:t xml:space="preserve">Owner</w:t>
+            </w:r>
+            <w:r>
+              <w:rPr>
+                <w:rFonts w:ascii="Calibri" w:cs="Calibri" w:eastAsia="Calibri" w:hAnsi="Calibri"/>
+                <w:color w:val="15202B"/>
+                <w:sz w:val="21"/>
+                <w:szCs w:val="21"/>
+              </w:rPr>
+              <w:t xml:space="preserve"> on the Static Web App's resource group</w:t>
+            </w:r>
+          </w:p>
+        </w:tc>
+        <w:tc>
+          <w:tcPr>
+            <w:tcW w:type="dxa" w:w="3264"/>
+            <w:tcMar>
+              <w:top w:type="dxa" w:w="80"/>
+              <w:left w:type="dxa" w:w="110"/>
+              <w:bottom w:type="dxa" w:w="80"/>
+              <w:right w:type="dxa" w:w="110"/>
+            </w:tcMar>
+          </w:tcPr>
+          <w:p>
+            <w:pPr>
+              <w:spacing w:after="0" w:before="0"/>
+            </w:pPr>
+            <w:r>
+              <w:rPr>
+                <w:rFonts w:ascii="Calibri" w:cs="Calibri" w:eastAsia="Calibri" w:hAnsi="Calibri"/>
+                <w:color w:val="15202B"/>
+                <w:sz w:val="21"/>
+                <w:szCs w:val="21"/>
+              </w:rPr>
+              <w:t xml:space="preserve">Change settings, read logs, redeploy without you</w:t>
+            </w:r>
+          </w:p>
+        </w:tc>
+      </w:tr>
+      <w:tr>
+        <w:tc>
+          <w:tcPr>
+            <w:tcW w:type="dxa" w:w="3264"/>
+            <w:tcMar>
+              <w:top w:type="dxa" w:w="80"/>
+              <w:left w:type="dxa" w:w="110"/>
+              <w:bottom w:type="dxa" w:w="80"/>
+              <w:right w:type="dxa" w:w="110"/>
+            </w:tcMar>
+          </w:tcPr>
+          <w:p>
+            <w:pPr>
+              <w:spacing w:after="0" w:before="0"/>
+            </w:pPr>
+            <w:r>
+              <w:rPr>
+                <w:rFonts w:ascii="Calibri" w:cs="Calibri" w:eastAsia="Calibri" w:hAnsi="Calibri"/>
+                <w:color w:val="15202B"/>
+                <w:sz w:val="21"/>
+                <w:szCs w:val="21"/>
+              </w:rPr>
+              <w:t xml:space="preserve">Invite partner staff</w:t>
+            </w:r>
+          </w:p>
+        </w:tc>
+        <w:tc>
+          <w:tcPr>
+            <w:tcW w:type="dxa" w:w="3264"/>
+            <w:tcMar>
+              <w:top w:type="dxa" w:w="80"/>
+              <w:left w:type="dxa" w:w="110"/>
+              <w:bottom w:type="dxa" w:w="80"/>
+              <w:right w:type="dxa" w:w="110"/>
+            </w:tcMar>
+          </w:tcPr>
+          <w:p>
+            <w:pPr>
+              <w:spacing w:after="0" w:before="0"/>
+            </w:pPr>
+            <w:r>
+              <w:rPr>
+                <w:rFonts w:ascii="Calibri" w:cs="Calibri" w:eastAsia="Calibri" w:hAnsi="Calibri"/>
+                <w:b/>
+                <w:bCs/>
+                <w:color w:val="0F1D33"/>
+                <w:sz w:val="21"/>
+                <w:szCs w:val="21"/>
+              </w:rPr>
+              <w:t xml:space="preserve">Guest Inviter</w:t>
+            </w:r>
+            <w:r>
+              <w:rPr>
+                <w:rFonts w:ascii="Calibri" w:cs="Calibri" w:eastAsia="Calibri" w:hAnsi="Calibri"/>
+                <w:color w:val="15202B"/>
+                <w:sz w:val="21"/>
+                <w:szCs w:val="21"/>
+              </w:rPr>
+              <w:t xml:space="preserve"> in Entra</w:t>
+            </w:r>
+          </w:p>
+        </w:tc>
+        <w:tc>
+          <w:tcPr>
+            <w:tcW w:type="dxa" w:w="3264"/>
+            <w:tcMar>
+              <w:top w:type="dxa" w:w="80"/>
+              <w:left w:type="dxa" w:w="110"/>
+              <w:bottom w:type="dxa" w:w="80"/>
+              <w:right w:type="dxa" w:w="110"/>
+            </w:tcMar>
+          </w:tcPr>
+          <w:p>
+            <w:pPr>
+              <w:spacing w:after="0" w:before="0"/>
+            </w:pPr>
+            <w:r>
+              <w:rPr>
+                <w:rFonts w:ascii="Calibri" w:cs="Calibri" w:eastAsia="Calibri" w:hAnsi="Calibri"/>
+                <w:color w:val="15202B"/>
+                <w:sz w:val="21"/>
+                <w:szCs w:val="21"/>
+              </w:rPr>
+              <w:t xml:space="preserve">Onboard Enovachem and Pharmco people herself</w:t>
+            </w:r>
+          </w:p>
+        </w:tc>
+      </w:tr>
+    </w:tbl>
+    <w:p>
+      <w:pPr>
+        <w:spacing w:after="160"/>
+      </w:pPr>
+    </w:p>
+    <w:p>
+      <w:pPr>
+        <w:spacing w:after="80" w:before="80" w:line="300"/>
+      </w:pPr>
+      <w:r>
+        <w:rPr>
+          <w:rFonts w:ascii="Calibri" w:cs="Calibri" w:eastAsia="Calibri" w:hAnsi="Calibri"/>
+          <w:color w:val="15202B"/>
+          <w:sz w:val="21"/>
+          <w:szCs w:val="21"/>
+        </w:rPr>
+        <w:t xml:space="preserve">If she is also going to administer the tenant day to day, </w:t>
+      </w:r>
+      <w:r>
+        <w:rPr>
+          <w:rFonts w:ascii="Calibri" w:cs="Calibri" w:eastAsia="Calibri" w:hAnsi="Calibri"/>
+          <w:b/>
+          <w:bCs/>
+          <w:color w:val="0F1D33"/>
+          <w:sz w:val="21"/>
+          <w:szCs w:val="21"/>
+        </w:rPr>
+        <w:t xml:space="preserve">User Administrator</w:t>
+      </w:r>
+      <w:r>
+        <w:rPr>
+          <w:rFonts w:ascii="Calibri" w:cs="Calibri" w:eastAsia="Calibri" w:hAnsi="Calibri"/>
+          <w:color w:val="15202B"/>
+          <w:sz w:val="21"/>
+          <w:szCs w:val="21"/>
+        </w:rPr>
+        <w:t xml:space="preserve"> covers people and passwords without the blast radius of Global Admin.</w:t>
+      </w:r>
+    </w:p>
+    <w:p>
+      <w:pPr>
+        <w:pBdr>
+          <w:left w:val="single" w:color="D6202A" w:sz="18"/>
+        </w:pBdr>
+        <w:shd w:fill="FDF4F4" w:val="clear"/>
+        <w:spacing w:after="160" w:before="160" w:line="300"/>
+        <w:ind w:left="200" w:right="200"/>
+      </w:pPr>
+      <w:r>
+        <w:rPr>
+          <w:rFonts w:ascii="Calibri" w:cs="Calibri" w:eastAsia="Calibri" w:hAnsi="Calibri"/>
+          <w:color w:val="15202B"/>
+          <w:sz w:val="21"/>
+          <w:szCs w:val="21"/>
+        </w:rPr>
+        <w:t xml:space="preserve">Whatever you decide: Microsoft's own guidance is that a tenant should have </w:t>
+      </w:r>
+      <w:r>
+        <w:rPr>
+          <w:rFonts w:ascii="Calibri" w:cs="Calibri" w:eastAsia="Calibri" w:hAnsi="Calibri"/>
+          <w:b/>
+          <w:bCs/>
+          <w:color w:val="0F1D33"/>
+          <w:sz w:val="21"/>
+          <w:szCs w:val="21"/>
+        </w:rPr>
+        <w:t xml:space="preserve">at least two</w:t>
+      </w:r>
+      <w:r>
+        <w:rPr>
+          <w:rFonts w:ascii="Calibri" w:cs="Calibri" w:eastAsia="Calibri" w:hAnsi="Calibri"/>
+          <w:color w:val="15202B"/>
+          <w:sz w:val="21"/>
+          <w:szCs w:val="21"/>
+        </w:rPr>
+        <w:t xml:space="preserve"> accounts able to recover it, and that they are not the same person's daily login. If you are currently the only Global Administrator, that is worth fixing regardless of this project.</w:t>
       </w:r>
     </w:p>
     <w:p>
